--- a/app/templates/demand_promissory_note.docx
+++ b/app/templates/demand_promissory_note.docx
@@ -12,7 +12,6 @@
           <w:snapToGrid w:val="0"/>
         </w:rPr>
       </w:pPr>
-      <w:bookmarkStart w:id="0" w:name="_GoBack"/>
     </w:p>
     <w:p>
       <w:pPr>
@@ -79,6 +78,7 @@
         </w:rPr>
         <w:t>.</w:t>
       </w:r>
+      <w:proofErr w:type="gramEnd"/>
       <w:r>
         <w:rPr>
           <w:b/>
@@ -86,9 +86,8 @@
           <w:sz w:val="22"/>
           <w:u w:val="single"/>
         </w:rPr>
-        <w:t>{</w:t>
-      </w:r>
-      <w:proofErr w:type="gramEnd"/>
+        <w:t>{{APPROVED_LIMIT}}</w:t>
+      </w:r>
       <w:r>
         <w:rPr>
           <w:b/>
@@ -96,8 +95,10 @@
           <w:sz w:val="22"/>
           <w:u w:val="single"/>
         </w:rPr>
-        <w:t>{APPROVED_LIMIT}}</w:t>
-      </w:r>
+        <w:t xml:space="preserve"> /-</w:t>
+      </w:r>
+      <w:bookmarkStart w:id="0" w:name="_GoBack"/>
+      <w:bookmarkEnd w:id="0"/>
       <w:r>
         <w:rPr>
           <w:sz w:val="22"/>
@@ -832,7 +833,6 @@
     <w:p/>
     <w:p/>
     <w:p/>
-    <w:bookmarkEnd w:id="0"/>
     <w:p/>
     <w:sectPr>
       <w:pgSz w:w="11900" w:h="16840"/>
